--- a/resources/exemple/contenus/Notre philosophie.docx
+++ b/resources/exemple/contenus/Notre philosophie.docx
@@ -247,47 +247,6 @@
         </w:rPr>
         <w:t>le dynamisme, la réactivité et l’ambition de créer une référence incontournable.</w:t>
       </w:r>
-    </w:p>
-    <w:p>
-      <w:pPr>
-        <w:autoSpaceDE w:val="0"/>
-        <w:autoSpaceDN w:val="0"/>
-        <w:adjustRightInd w:val="0"/>
-        <w:spacing w:after="0" w:line="240" w:lineRule="auto"/>
-        <w:ind w:left="360"/>
-        <w:jc w:val="both"/>
-        <w:rPr>
-          <w:rFonts w:ascii="Times New Roman" w:eastAsia="Times New Roman" w:hAnsi="Times New Roman" w:cs="Times New Roman"/>
-          <w:b/>
-          <w:color w:val="000000"/>
-          <w:kern w:val="0"/>
-          <w:sz w:val="24"/>
-          <w:szCs w:val="24"/>
-          <w:lang w:eastAsia="fr-FR"/>
-          <w14:ligatures w14:val="none"/>
-        </w:rPr>
-      </w:pPr>
-    </w:p>
-    <w:p>
-      <w:pPr>
-        <w:autoSpaceDE w:val="0"/>
-        <w:autoSpaceDN w:val="0"/>
-        <w:adjustRightInd w:val="0"/>
-        <w:spacing w:after="0" w:line="240" w:lineRule="auto"/>
-        <w:jc w:val="both"/>
-        <w:rPr>
-          <w:rFonts w:ascii="Calibri" w:eastAsia="Times New Roman" w:hAnsi="Calibri" w:cs="Times New Roman"/>
-          <w:b/>
-          <w:color w:val="000000"/>
-          <w:kern w:val="0"/>
-          <w:sz w:val="28"/>
-          <w:szCs w:val="28"/>
-          <w:lang w:eastAsia="fr-FR"/>
-          <w14:ligatures w14:val="none"/>
-        </w:rPr>
-      </w:pPr>
-    </w:p>
-    <w:p>
       <w:bookmarkStart w:id="0" w:name="_GoBack"/>
       <w:bookmarkEnd w:id="0"/>
     </w:p>
